--- a/Shenteng_MA_20721362.docx
+++ b/Shenteng_MA_20721362.docx
@@ -67,18 +67,7 @@
         </w:rPr>
       </w:pPr>
       <w:r>
-        <w:rPr>
-          <w:b/>
-          <w:bCs/>
-        </w:rPr>
-        <w:t xml:space="preserve">Date of report: </w:t>
-      </w:r>
-      <w:r>
-        <w:rPr>
-          <w:b/>
-          <w:bCs/>
-        </w:rPr>
-        <w:t>Add submission date here</w:t>
+        <w:t>Date of report: 18 April 2026</w:t>
       </w:r>
     </w:p>
     <w:p>
@@ -499,7 +488,7 @@
           <w:noProof/>
         </w:rPr>
         <w:drawing>
-          <wp:inline distT="0" distB="0" distL="0" distR="0" wp14:anchorId="619C74F4" wp14:editId="677311C7">
+          <wp:inline distT="0" distB="0" distL="0" distR="0" wp14:anchorId="619C74F4" wp14:editId="753DDA82">
             <wp:extent cx="5731510" cy="3456305"/>
             <wp:effectExtent l="0" t="0" r="0" b="0"/>
             <wp:docPr id="924434136" name="图片 3" descr="图表&#10;&#10;AI 生成的内容可能不正确。"/>
@@ -562,17 +551,15 @@
     </w:p>
     <w:p>
       <w:r>
-        <w:t>T</w:t>
-      </w:r>
-      <w:r>
-        <w:t>ask 1 Log file Extract:</w:t>
-      </w:r>
-    </w:p>
-    <w:p>
-      <w:pPr>
-        <w:rPr>
-          <w:rFonts w:ascii="Consolas" w:eastAsia="Consolas" w:hAnsi="Consolas"/>
-          <w:sz w:val="18"/>
+        <w:t>Task 1 Log file Extract:</w:t>
+      </w:r>
+    </w:p>
+    <w:p>
+      <w:pPr>
+        <w:rPr>
+          <w:rFonts w:ascii="Consolas" w:eastAsia="Consolas" w:hAnsi="Consolas"/>
+          <w:sz w:val="18"/>
+          <w:lang w:val="en-US"/>
         </w:rPr>
       </w:pPr>
       <w:r>
@@ -812,6 +799,14 @@
           <w:sz w:val="18"/>
         </w:rPr>
         <w:t>deg</w:t>
+      </w:r>
+      <w:r>
+        <w:rPr>
+          <w:rFonts w:ascii="Consolas" w:eastAsia="Consolas" w:hAnsi="Consolas" w:hint="eastAsia"/>
+          <w:sz w:val="18"/>
+          <w:lang w:eastAsia="zh-CN"/>
+        </w:rPr>
+        <w:t>C</w:t>
       </w:r>
       <w:proofErr w:type="spellEnd"/>
     </w:p>
@@ -1911,7 +1906,7 @@
           <w:highlight w:val="cyan"/>
           <w:lang w:val="en-US" w:eastAsia="zh-CN"/>
         </w:rPr>
-        <w:t xml:space="preserve">Task </w:t>
+        <w:t xml:space="preserve">Task 3 – Temperature </w:t>
       </w:r>
       <w:r>
         <w:rPr>
@@ -1920,24 +1915,6 @@
           <w:highlight w:val="cyan"/>
           <w:lang w:val="en-US" w:eastAsia="zh-CN"/>
         </w:rPr>
-        <w:t>3</w:t>
-      </w:r>
-      <w:r>
-        <w:rPr>
-          <w:sz w:val="24"/>
-          <w:szCs w:val="24"/>
-          <w:highlight w:val="cyan"/>
-          <w:lang w:val="en-US" w:eastAsia="zh-CN"/>
-        </w:rPr>
-        <w:t xml:space="preserve"> – Temperature </w:t>
-      </w:r>
-      <w:r>
-        <w:rPr>
-          <w:sz w:val="24"/>
-          <w:szCs w:val="24"/>
-          <w:highlight w:val="cyan"/>
-          <w:lang w:val="en-US" w:eastAsia="zh-CN"/>
-        </w:rPr>
         <w:t>Prediction Algorithm</w:t>
       </w:r>
     </w:p>
@@ -1952,6 +1929,77 @@
       <w:proofErr w:type="spellEnd"/>
       <w:r>
         <w:t xml:space="preserve"> continuously calculates the temperature rate of change in C/s using a rolling-window linear regression. It prints the current temperature, rate of change, and predicted temperature after five minutes. The LED logic provides a red warning for rapid heating above +4 C/min, a yellow warning for rapid cooling below -4 C/min, and a green light when the temperature remains stable within the comfort range.</w:t>
+      </w:r>
+    </w:p>
+    <w:p>
+      <w:pPr>
+        <w:keepNext/>
+      </w:pPr>
+      <w:r>
+        <w:rPr>
+          <w:noProof/>
+        </w:rPr>
+        <w:lastRenderedPageBreak/>
+        <w:drawing>
+          <wp:inline distT="0" distB="0" distL="0" distR="0" wp14:anchorId="487E2F1C" wp14:editId="589ED0CF">
+            <wp:extent cx="5731510" cy="7764780"/>
+            <wp:effectExtent l="0" t="0" r="0" b="0"/>
+            <wp:docPr id="1561131679" name="图片 8" descr="图示&#10;&#10;AI 生成的内容可能不正确。"/>
+            <wp:cNvGraphicFramePr>
+              <a:graphicFrameLocks xmlns:a="http://schemas.openxmlformats.org/drawingml/2006/main" noChangeAspect="1"/>
+            </wp:cNvGraphicFramePr>
+            <a:graphic xmlns:a="http://schemas.openxmlformats.org/drawingml/2006/main">
+              <a:graphicData uri="http://schemas.openxmlformats.org/drawingml/2006/picture">
+                <pic:pic xmlns:pic="http://schemas.openxmlformats.org/drawingml/2006/picture">
+                  <pic:nvPicPr>
+                    <pic:cNvPr id="1561131679" name="图片 8" descr="图示&#10;&#10;AI 生成的内容可能不正确。"/>
+                    <pic:cNvPicPr/>
+                  </pic:nvPicPr>
+                  <pic:blipFill>
+                    <a:blip r:embed="rId14">
+                      <a:extLst>
+                        <a:ext uri="{28A0092B-C50C-407E-A947-70E740481C1C}">
+                          <a14:useLocalDpi xmlns:a14="http://schemas.microsoft.com/office/drawing/2010/main" val="0"/>
+                        </a:ext>
+                      </a:extLst>
+                    </a:blip>
+                    <a:stretch>
+                      <a:fillRect/>
+                    </a:stretch>
+                  </pic:blipFill>
+                  <pic:spPr>
+                    <a:xfrm>
+                      <a:off x="0" y="0"/>
+                      <a:ext cx="5731510" cy="7764780"/>
+                    </a:xfrm>
+                    <a:prstGeom prst="rect">
+                      <a:avLst/>
+                    </a:prstGeom>
+                  </pic:spPr>
+                </pic:pic>
+              </a:graphicData>
+            </a:graphic>
+          </wp:inline>
+        </w:drawing>
+      </w:r>
+    </w:p>
+    <w:p>
+      <w:pPr>
+        <w:pStyle w:val="ac"/>
+      </w:pPr>
+      <w:r>
+        <w:t xml:space="preserve">Figure </w:t>
+      </w:r>
+      <w:fldSimple w:instr=" SEQ Figure \* ARABIC ">
+        <w:r>
+          <w:rPr>
+            <w:noProof/>
+          </w:rPr>
+          <w:t>7</w:t>
+        </w:r>
+      </w:fldSimple>
+      <w:r>
+        <w:t xml:space="preserve"> Task3 Flowchart</w:t>
       </w:r>
     </w:p>
     <w:p/>
@@ -1990,6 +2038,7 @@
     </w:p>
     <w:p>
       <w:r>
+        <w:lastRenderedPageBreak/>
         <w:t xml:space="preserve">This project strengthened my understanding of connecting MATLAB code to physical hardware through an Arduino interface. A key challenge was keeping the timing of sensor readings consistent while also making the LEDs blink at the required rates. The final Task 2 function addresses this by structuring the high-temperature red LED warning so that the blink interval is 0.25 s while the loop </w:t>
       </w:r>
       <w:proofErr w:type="gramStart"/>
@@ -2025,9 +2074,8 @@
           <w:highlight w:val="cyan"/>
           <w:lang w:val="en-US" w:eastAsia="zh-CN"/>
         </w:rPr>
-        <w:t xml:space="preserve">AI Use </w:t>
-      </w:r>
-      <w:proofErr w:type="spellStart"/>
+        <w:t>AI Use Discl</w:t>
+      </w:r>
       <w:r>
         <w:rPr>
           <w:sz w:val="24"/>
@@ -2035,25 +2083,34 @@
           <w:highlight w:val="cyan"/>
           <w:lang w:val="en-US" w:eastAsia="zh-CN"/>
         </w:rPr>
-        <w:t>Disclusure</w:t>
-      </w:r>
-      <w:proofErr w:type="spellEnd"/>
+        <w:t>o</w:t>
+      </w:r>
+      <w:r>
+        <w:rPr>
+          <w:sz w:val="24"/>
+          <w:szCs w:val="24"/>
+          <w:highlight w:val="cyan"/>
+          <w:lang w:val="en-US" w:eastAsia="zh-CN"/>
+        </w:rPr>
+        <w:t>sure</w:t>
+      </w:r>
     </w:p>
     <w:p>
       <w:pPr>
         <w:jc w:val="both"/>
         <w:rPr>
+          <w:rFonts w:hint="eastAsia"/>
           <w:color w:val="000000" w:themeColor="text1"/>
           <w:highlight w:val="cyan"/>
-          <w:lang w:eastAsia="zh-CN"/>
+          <w:lang w:val="en-US" w:eastAsia="zh-CN"/>
         </w:rPr>
       </w:pPr>
     </w:p>
     <w:sectPr>
-      <w:headerReference w:type="default" r:id="rId14"/>
-      <w:footerReference w:type="default" r:id="rId15"/>
-      <w:headerReference w:type="first" r:id="rId16"/>
-      <w:footerReference w:type="first" r:id="rId17"/>
+      <w:headerReference w:type="default" r:id="rId15"/>
+      <w:footerReference w:type="default" r:id="rId16"/>
+      <w:headerReference w:type="first" r:id="rId17"/>
+      <w:footerReference w:type="first" r:id="rId18"/>
       <w:pgSz w:w="11906" w:h="16838"/>
       <w:pgMar w:top="1440" w:right="1440" w:bottom="1440" w:left="1440" w:header="850" w:footer="708" w:gutter="0"/>
       <w:cols w:space="708"/>

--- a/Shenteng_MA_20721362.docx
+++ b/Shenteng_MA_20721362.docx
@@ -2,21 +2,50 @@
 <file path=word/document.xml><?xml version="1.0" encoding="utf-8"?>
 <w:document xmlns:wpc="http://schemas.microsoft.com/office/word/2010/wordprocessingCanvas" xmlns:cx="http://schemas.microsoft.com/office/drawing/2014/chartex" xmlns:cx1="http://schemas.microsoft.com/office/drawing/2015/9/8/chartex" xmlns:cx2="http://schemas.microsoft.com/office/drawing/2015/10/21/chartex" xmlns:cx3="http://schemas.microsoft.com/office/drawing/2016/5/9/chartex" xmlns:cx4="http://schemas.microsoft.com/office/drawing/2016/5/10/chartex" xmlns:cx5="http://schemas.microsoft.com/office/drawing/2016/5/11/chartex" xmlns:cx6="http://schemas.microsoft.com/office/drawing/2016/5/12/chartex" xmlns:cx7="http://schemas.microsoft.com/office/drawing/2016/5/13/chartex" xmlns:cx8="http://schemas.microsoft.com/office/drawing/2016/5/14/chartex" xmlns:mc="http://schemas.openxmlformats.org/markup-compatibility/2006" xmlns:aink="http://schemas.microsoft.com/office/drawing/2016/ink" xmlns:am3d="http://schemas.microsoft.com/office/drawing/2017/model3d" xmlns:o="urn:schemas-microsoft-com:office:office" xmlns:oel="http://schemas.microsoft.com/office/2019/extlst" xmlns:r="http://schemas.openxmlformats.org/officeDocument/2006/relationships" xmlns:m="http://schemas.openxmlformats.org/officeDocument/2006/math" xmlns:v="urn:schemas-microsoft-com:vml" xmlns:wp14="http://schemas.microsoft.com/office/word/2010/wordprocessingDrawing" xmlns:wp="http://schemas.openxmlformats.org/drawingml/2006/wordprocessingDrawing" xmlns:w10="urn:schemas-microsoft-com:office:word" xmlns:w="http://schemas.openxmlformats.org/wordprocessingml/2006/main" xmlns:w14="http://schemas.microsoft.com/office/word/2010/wordml" xmlns:w15="http://schemas.microsoft.com/office/word/2012/wordml" xmlns:w16cex="http://schemas.microsoft.com/office/word/2018/wordml/cex" xmlns:w16cid="http://schemas.microsoft.com/office/word/2016/wordml/cid" xmlns:w16="http://schemas.microsoft.com/office/word/2018/wordml" xmlns:w16du="http://schemas.microsoft.com/office/word/2023/wordml/word16du" xmlns:w16sdtdh="http://schemas.microsoft.com/office/word/2020/wordml/sdtdatahash" xmlns:w16sdtfl="http://schemas.microsoft.com/office/word/2024/wordml/sdtformatlock" xmlns:w16se="http://schemas.microsoft.com/office/word/2015/wordml/symex" xmlns:wpg="http://schemas.microsoft.com/office/word/2010/wordprocessingGroup" xmlns:wpi="http://schemas.microsoft.com/office/word/2010/wordprocessingInk" xmlns:wne="http://schemas.microsoft.com/office/word/2006/wordml" xmlns:wps="http://schemas.microsoft.com/office/word/2010/wordprocessingShape" mc:Ignorable="w14 w15 w16se w16cid w16 w16cex w16sdtdh w16sdtfl w16du wp14">
   <w:body>
-    <w:p/>
-    <w:p/>
-    <w:p/>
-    <w:p/>
+    <w:p>
+      <w:pPr>
+        <w:spacing w:after="120" w:line="259" w:lineRule="auto"/>
+      </w:pPr>
+    </w:p>
+    <w:p>
+      <w:pPr>
+        <w:spacing w:after="120" w:line="259" w:lineRule="auto"/>
+      </w:pPr>
+    </w:p>
+    <w:p>
+      <w:pPr>
+        <w:spacing w:after="120" w:line="259" w:lineRule="auto"/>
+      </w:pPr>
+    </w:p>
+    <w:p>
+      <w:pPr>
+        <w:spacing w:after="120" w:line="259" w:lineRule="auto"/>
+      </w:pPr>
+    </w:p>
     <w:p>
       <w:pPr>
         <w:pStyle w:val="a8"/>
-      </w:pPr>
-      <w:r>
+        <w:spacing w:line="259" w:lineRule="auto"/>
+        <w:jc w:val="center"/>
+      </w:pPr>
+      <w:r>
+        <w:rPr>
+          <w:rFonts w:ascii="Calibri" w:eastAsia="Calibri" w:hAnsi="Calibri"/>
+          <w:color w:val="1F4E79"/>
+          <w:sz w:val="40"/>
+        </w:rPr>
         <w:t>AERO1005 MATLAB Coursework 2</w:t>
       </w:r>
     </w:p>
-    <w:p/>
-    <w:p>
-      <w:pPr>
+    <w:p>
+      <w:pPr>
+        <w:spacing w:after="120" w:line="259" w:lineRule="auto"/>
+      </w:pPr>
+    </w:p>
+    <w:p>
+      <w:pPr>
+        <w:spacing w:after="120" w:line="259" w:lineRule="auto"/>
+        <w:jc w:val="center"/>
         <w:rPr>
           <w:b/>
           <w:bCs/>
@@ -24,63 +53,80 @@
       </w:pPr>
       <w:r>
         <w:rPr>
+          <w:rFonts w:ascii="Calibri" w:eastAsia="Calibri" w:hAnsi="Calibri"/>
+          <w:bCs/>
+        </w:rPr>
+        <w:t xml:space="preserve">Author: </w:t>
+      </w:r>
+      <w:r>
+        <w:rPr>
+          <w:rFonts w:ascii="Calibri" w:eastAsia="Calibri" w:hAnsi="Calibri"/>
+          <w:bCs/>
+        </w:rPr>
+        <w:t>Shenteng MA</w:t>
+      </w:r>
+    </w:p>
+    <w:p>
+      <w:pPr>
+        <w:spacing w:after="120" w:line="259" w:lineRule="auto"/>
+        <w:jc w:val="center"/>
+        <w:rPr>
           <w:b/>
           <w:bCs/>
         </w:rPr>
-        <w:t xml:space="preserve">Author: </w:t>
-      </w:r>
-      <w:r>
+      </w:pPr>
+      <w:r>
+        <w:rPr>
+          <w:rFonts w:ascii="Calibri" w:eastAsia="Calibri" w:hAnsi="Calibri"/>
+          <w:bCs/>
+        </w:rPr>
+        <w:t xml:space="preserve">Student ID: </w:t>
+      </w:r>
+      <w:r>
+        <w:rPr>
+          <w:rFonts w:ascii="Calibri" w:eastAsia="Calibri" w:hAnsi="Calibri"/>
+          <w:bCs/>
+        </w:rPr>
+        <w:t>20721362</w:t>
+      </w:r>
+    </w:p>
+    <w:p>
+      <w:pPr>
+        <w:spacing w:after="120" w:line="259" w:lineRule="auto"/>
+        <w:jc w:val="center"/>
         <w:rPr>
           <w:b/>
           <w:bCs/>
         </w:rPr>
-        <w:t>Shenteng MA</w:t>
-      </w:r>
-    </w:p>
-    <w:p>
-      <w:pPr>
-        <w:rPr>
-          <w:b/>
-          <w:bCs/>
-        </w:rPr>
-      </w:pPr>
-      <w:r>
-        <w:rPr>
-          <w:b/>
-          <w:bCs/>
-        </w:rPr>
-        <w:t xml:space="preserve">Student ID: </w:t>
-      </w:r>
-      <w:r>
-        <w:rPr>
-          <w:b/>
-          <w:bCs/>
-        </w:rPr>
-        <w:t>20721362</w:t>
-      </w:r>
-    </w:p>
-    <w:p>
-      <w:pPr>
-        <w:rPr>
-          <w:b/>
-          <w:bCs/>
-        </w:rPr>
-      </w:pPr>
-      <w:r>
+      </w:pPr>
+      <w:r>
+        <w:rPr>
+          <w:rFonts w:ascii="Calibri" w:eastAsia="Calibri" w:hAnsi="Calibri"/>
+        </w:rPr>
         <w:t>Date of report: 18 April 2026</w:t>
       </w:r>
     </w:p>
     <w:p>
       <w:pPr>
+        <w:spacing w:after="120" w:line="259" w:lineRule="auto"/>
         <w:rPr>
           <w:lang w:val="en-US" w:eastAsia="zh-CN"/>
         </w:rPr>
       </w:pPr>
     </w:p>
-    <w:p/>
-    <w:p/>
-    <w:p>
-      <w:pPr>
+    <w:p>
+      <w:pPr>
+        <w:spacing w:after="120" w:line="259" w:lineRule="auto"/>
+      </w:pPr>
+    </w:p>
+    <w:p>
+      <w:pPr>
+        <w:spacing w:after="120" w:line="259" w:lineRule="auto"/>
+      </w:pPr>
+    </w:p>
+    <w:p>
+      <w:pPr>
+        <w:spacing w:after="120" w:line="259" w:lineRule="auto"/>
         <w:rPr>
           <w:highlight w:val="cyan"/>
         </w:rPr>
@@ -88,6 +134,7 @@
     </w:p>
     <w:p>
       <w:pPr>
+        <w:spacing w:after="120" w:line="259" w:lineRule="auto"/>
         <w:rPr>
           <w:highlight w:val="cyan"/>
         </w:rPr>
@@ -95,6 +142,7 @@
     </w:p>
     <w:p>
       <w:pPr>
+        <w:spacing w:after="120" w:line="259" w:lineRule="auto"/>
         <w:rPr>
           <w:highlight w:val="cyan"/>
         </w:rPr>
@@ -102,6 +150,7 @@
     </w:p>
     <w:p>
       <w:pPr>
+        <w:spacing w:after="120" w:line="259" w:lineRule="auto"/>
         <w:rPr>
           <w:highlight w:val="cyan"/>
         </w:rPr>
@@ -109,6 +158,7 @@
     </w:p>
     <w:p>
       <w:pPr>
+        <w:spacing w:after="120" w:line="259" w:lineRule="auto"/>
         <w:rPr>
           <w:highlight w:val="cyan"/>
         </w:rPr>
@@ -116,6 +166,7 @@
     </w:p>
     <w:p>
       <w:pPr>
+        <w:spacing w:after="120" w:line="259" w:lineRule="auto"/>
         <w:rPr>
           <w:highlight w:val="cyan"/>
         </w:rPr>
@@ -123,6 +174,7 @@
     </w:p>
     <w:p>
       <w:pPr>
+        <w:spacing w:after="120" w:line="259" w:lineRule="auto"/>
         <w:rPr>
           <w:highlight w:val="cyan"/>
         </w:rPr>
@@ -130,6 +182,7 @@
     </w:p>
     <w:p>
       <w:pPr>
+        <w:spacing w:after="120" w:line="259" w:lineRule="auto"/>
         <w:rPr>
           <w:highlight w:val="cyan"/>
         </w:rPr>
@@ -137,6 +190,7 @@
     </w:p>
     <w:p>
       <w:pPr>
+        <w:spacing w:after="120" w:line="259" w:lineRule="auto"/>
         <w:rPr>
           <w:highlight w:val="cyan"/>
         </w:rPr>
@@ -144,6 +198,7 @@
     </w:p>
     <w:p>
       <w:pPr>
+        <w:spacing w:after="120" w:line="259" w:lineRule="auto"/>
         <w:rPr>
           <w:highlight w:val="cyan"/>
         </w:rPr>
@@ -151,6 +206,7 @@
     </w:p>
     <w:p>
       <w:pPr>
+        <w:spacing w:after="120" w:line="259" w:lineRule="auto"/>
         <w:rPr>
           <w:highlight w:val="cyan"/>
         </w:rPr>
@@ -158,6 +214,7 @@
     </w:p>
     <w:p>
       <w:pPr>
+        <w:spacing w:after="120" w:line="259" w:lineRule="auto"/>
         <w:rPr>
           <w:highlight w:val="cyan"/>
         </w:rPr>
@@ -165,6 +222,7 @@
     </w:p>
     <w:p>
       <w:pPr>
+        <w:spacing w:after="120" w:line="259" w:lineRule="auto"/>
         <w:rPr>
           <w:highlight w:val="cyan"/>
         </w:rPr>
@@ -172,6 +230,7 @@
     </w:p>
     <w:p>
       <w:pPr>
+        <w:spacing w:after="120" w:line="259" w:lineRule="auto"/>
         <w:rPr>
           <w:highlight w:val="cyan"/>
         </w:rPr>
@@ -179,6 +238,7 @@
     </w:p>
     <w:p>
       <w:pPr>
+        <w:spacing w:after="120" w:line="259" w:lineRule="auto"/>
         <w:rPr>
           <w:highlight w:val="cyan"/>
         </w:rPr>
@@ -186,6 +246,7 @@
     </w:p>
     <w:p>
       <w:pPr>
+        <w:spacing w:after="120" w:line="259" w:lineRule="auto"/>
         <w:rPr>
           <w:highlight w:val="cyan"/>
         </w:rPr>
@@ -198,6 +259,7 @@
           <w:ilvl w:val="0"/>
           <w:numId w:val="5"/>
         </w:numPr>
+        <w:spacing w:before="240" w:after="120" w:line="259" w:lineRule="auto"/>
         <w:rPr>
           <w:sz w:val="24"/>
           <w:szCs w:val="24"/>
@@ -207,17 +269,20 @@
       </w:pPr>
       <w:r>
         <w:rPr>
-          <w:sz w:val="24"/>
+          <w:rFonts w:ascii="Calibri" w:eastAsia="Calibri" w:hAnsi="Calibri"/>
+          <w:b/>
+          <w:color w:val="1F4E79"/>
+          <w:sz w:val="28"/>
           <w:szCs w:val="24"/>
           <w:highlight w:val="cyan"/>
           <w:lang w:val="en-US" w:eastAsia="zh-CN"/>
         </w:rPr>
-        <w:lastRenderedPageBreak/>
         <w:t>Preliminary Task – Arduino and Git Installation</w:t>
       </w:r>
     </w:p>
     <w:p>
       <w:pPr>
+        <w:spacing w:after="120" w:line="259" w:lineRule="auto"/>
         <w:jc w:val="both"/>
         <w:rPr>
           <w:highlight w:val="cyan"/>
@@ -225,36 +290,10 @@
         </w:rPr>
       </w:pPr>
       <w:r>
-        <w:t xml:space="preserve">The local working folder is linked to a GitHub repository and contains the </w:t>
-      </w:r>
-      <w:proofErr w:type="gramStart"/>
-      <w:r>
-        <w:t>hidden .git</w:t>
-      </w:r>
-      <w:proofErr w:type="gramEnd"/>
-      <w:r>
-        <w:t xml:space="preserve"> folder. The main MATLAB script establishes communication with an Arduino Uno through the </w:t>
-      </w:r>
-      <w:proofErr w:type="spellStart"/>
-      <w:proofErr w:type="gramStart"/>
-      <w:r>
-        <w:t>arduino</w:t>
-      </w:r>
-      <w:proofErr w:type="spellEnd"/>
-      <w:r>
-        <w:t>(</w:t>
-      </w:r>
-      <w:proofErr w:type="gramEnd"/>
-      <w:r>
-        <w:t xml:space="preserve">) object. A preliminary LED blink loop was implemented using </w:t>
-      </w:r>
-      <w:proofErr w:type="spellStart"/>
-      <w:r>
-        <w:t>writeDigitalPin</w:t>
-      </w:r>
-      <w:proofErr w:type="spellEnd"/>
-      <w:r>
-        <w:t xml:space="preserve"> and pause commands to confirm MATLAB-Arduino communication</w:t>
+        <w:rPr>
+          <w:rFonts w:ascii="Calibri" w:eastAsia="Calibri" w:hAnsi="Calibri"/>
+        </w:rPr>
+        <w:t>The local working folder is linked to a GitHub repository and contains the hidden .git folder. The main MATLAB script establishes communication with an Arduino Uno through the arduino() object. A preliminary LED blink loop was implemented using writeDigitalPin and pause commands to confirm MATLAB-Arduino communication.</w:t>
       </w:r>
     </w:p>
     <w:p>
@@ -264,6 +303,7 @@
           <w:ilvl w:val="0"/>
           <w:numId w:val="5"/>
         </w:numPr>
+        <w:spacing w:before="240" w:after="120" w:line="259" w:lineRule="auto"/>
         <w:rPr>
           <w:sz w:val="24"/>
           <w:szCs w:val="24"/>
@@ -273,7 +313,10 @@
       </w:pPr>
       <w:r>
         <w:rPr>
-          <w:sz w:val="24"/>
+          <w:rFonts w:ascii="Calibri" w:eastAsia="Calibri" w:hAnsi="Calibri"/>
+          <w:b/>
+          <w:color w:val="1F4E79"/>
+          <w:sz w:val="28"/>
           <w:szCs w:val="24"/>
           <w:highlight w:val="cyan"/>
           <w:lang w:val="en-US" w:eastAsia="zh-CN"/>
@@ -282,10 +325,16 @@
       </w:r>
     </w:p>
     <w:p>
-      <w:r>
-        <w:rPr>
+      <w:pPr>
+        <w:spacing w:after="120" w:line="259" w:lineRule="auto"/>
+        <w:jc w:val="both"/>
+      </w:pPr>
+      <w:r>
+        <w:rPr>
+          <w:rFonts w:ascii="Calibri" w:eastAsia="Calibri" w:hAnsi="Calibri"/>
           <w:noProof/>
         </w:rPr>
+        <w:lastRenderedPageBreak/>
         <mc:AlternateContent>
           <mc:Choice Requires="wps">
             <w:drawing>
@@ -368,7 +417,7 @@
                 <v:stroke joinstyle="miter"/>
                 <v:path gradientshapeok="t" o:connecttype="rect"/>
               </v:shapetype>
-              <v:shape id="文本框 1" o:spid="_x0000_s1026" type="#_x0000_t202" style="position:absolute;margin-left:48pt;margin-top:538.85pt;width:349.5pt;height:.05pt;z-index:251660288;visibility:visible;mso-wrap-style:square;mso-wrap-distance-left:9pt;mso-wrap-distance-top:0;mso-wrap-distance-right:9pt;mso-wrap-distance-bottom:0;mso-position-horizontal:absolute;mso-position-horizontal-relative:text;mso-position-vertical:absolute;mso-position-vertical-relative:text;v-text-anchor:top" o:gfxdata="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" stroked="f">
+              <v:shape id="文本框 1" o:spid="_x0000_s1026" type="#_x0000_t202" style="position:absolute;left:0;text-align:left;margin-left:48pt;margin-top:538.85pt;width:349.5pt;height:.05pt;z-index:251660288;visibility:visible;mso-wrap-style:square;mso-wrap-distance-left:9pt;mso-wrap-distance-top:0;mso-wrap-distance-right:9pt;mso-wrap-distance-bottom:0;mso-position-horizontal:absolute;mso-position-horizontal-relative:text;mso-position-vertical:absolute;mso-position-vertical-relative:text;v-text-anchor:top" o:gfxdata="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" stroked="f">
                 <v:textbox style="mso-fit-shape-to-text:t" inset="0,0,0,0">
                   <w:txbxContent>
                     <w:p>
@@ -406,10 +455,9 @@
       </w:r>
       <w:r>
         <w:rPr>
-          <w:rFonts w:hint="eastAsia"/>
+          <w:rFonts w:ascii="Calibri" w:eastAsia="Calibri" w:hAnsi="Calibri" w:hint="eastAsia"/>
           <w:noProof/>
           <w:color w:val="808080" w:themeColor="background1" w:themeShade="80"/>
-          <w:sz w:val="28"/>
           <w:szCs w:val="28"/>
           <w:lang w:eastAsia="zh-CN"/>
         </w:rPr>
@@ -470,25 +518,25 @@
         </w:drawing>
       </w:r>
       <w:r>
+        <w:rPr>
+          <w:rFonts w:ascii="Calibri" w:eastAsia="Calibri" w:hAnsi="Calibri"/>
+        </w:rPr>
         <w:t>The temperature sensor is read from analogue pin A0. The script records approximately one reading per second for 600 seconds, converts voltage to temperature using the MCP9700A constants, calculates minimum, maximum, and average temperature, and writes the formatted output to capsule_temperature.txt.</w:t>
       </w:r>
     </w:p>
     <w:p>
-      <w:r>
+      <w:pPr>
+        <w:keepNext/>
+        <w:spacing w:after="120" w:line="259" w:lineRule="auto"/>
+      </w:pPr>
+      <w:r>
+        <w:rPr>
+          <w:rFonts w:ascii="Calibri" w:eastAsia="Calibri" w:hAnsi="Calibri"/>
+          <w:noProof/>
+        </w:rPr>
         <w:lastRenderedPageBreak/>
-        <w:t>1</w:t>
-      </w:r>
-    </w:p>
-    <w:p>
-      <w:pPr>
-        <w:keepNext/>
-      </w:pPr>
-      <w:r>
-        <w:rPr>
-          <w:noProof/>
-        </w:rPr>
         <w:drawing>
-          <wp:inline distT="0" distB="0" distL="0" distR="0" wp14:anchorId="619C74F4" wp14:editId="753DDA82">
+          <wp:inline distT="0" distB="0" distL="0" distR="0" wp14:anchorId="619C74F4" wp14:editId="69D56ED4">
             <wp:extent cx="5731510" cy="3456305"/>
             <wp:effectExtent l="0" t="0" r="0" b="0"/>
             <wp:docPr id="924434136" name="图片 3" descr="图表&#10;&#10;AI 生成的内容可能不正确。"/>
@@ -533,29 +581,34 @@
     <w:p>
       <w:pPr>
         <w:pStyle w:val="ac"/>
-      </w:pPr>
-      <w:r>
-        <w:t xml:space="preserve">Figure </w:t>
-      </w:r>
-      <w:fldSimple w:instr=" SEQ Figure \* ARABIC ">
-        <w:r>
-          <w:rPr>
-            <w:noProof/>
-          </w:rPr>
-          <w:t>2</w:t>
-        </w:r>
-      </w:fldSimple>
-      <w:r>
-        <w:t>Time-temperature Plot</w:t>
-      </w:r>
-    </w:p>
-    <w:p>
-      <w:r>
-        <w:t>Task 1 Log file Extract:</w:t>
-      </w:r>
-    </w:p>
-    <w:p>
-      <w:pPr>
+        <w:spacing w:after="160" w:line="259" w:lineRule="auto"/>
+      </w:pPr>
+      <w:r>
+        <w:rPr>
+          <w:rFonts w:ascii="Calibri" w:eastAsia="Calibri" w:hAnsi="Calibri"/>
+          <w:color w:val="595959"/>
+          <w:sz w:val="18"/>
+        </w:rPr>
+        <w:t>Figure 2. Time-temperature Plot</w:t>
+      </w:r>
+    </w:p>
+    <w:p>
+      <w:pPr>
+        <w:spacing w:before="240" w:after="120" w:line="259" w:lineRule="auto"/>
+      </w:pPr>
+      <w:r>
+        <w:rPr>
+          <w:rFonts w:ascii="Calibri" w:eastAsia="Calibri" w:hAnsi="Calibri"/>
+          <w:b/>
+          <w:color w:val="1F4E79"/>
+          <w:sz w:val="28"/>
+        </w:rPr>
+        <w:t>Task 1 Log File Extract:</w:t>
+      </w:r>
+    </w:p>
+    <w:p>
+      <w:pPr>
+        <w:spacing w:after="120" w:line="259" w:lineRule="auto"/>
         <w:rPr>
           <w:rFonts w:ascii="Consolas" w:eastAsia="Consolas" w:hAnsi="Consolas"/>
           <w:sz w:val="18"/>
@@ -812,6 +865,7 @@
     </w:p>
     <w:p>
       <w:pPr>
+        <w:spacing w:after="120" w:line="259" w:lineRule="auto"/>
         <w:rPr>
           <w:rFonts w:ascii="Consolas" w:eastAsia="Consolas" w:hAnsi="Consolas"/>
           <w:sz w:val="18"/>
@@ -827,17 +881,17 @@
     </w:p>
     <w:p>
       <w:pPr>
-        <w:rPr>
-          <w:rFonts w:ascii="Consolas" w:eastAsia="Consolas" w:hAnsi="Consolas"/>
-          <w:sz w:val="18"/>
-        </w:rPr>
-      </w:pPr>
-      <w:r>
-        <w:rPr>
-          <w:rFonts w:ascii="Consolas" w:eastAsia="Consolas" w:hAnsi="Consolas"/>
-          <w:sz w:val="18"/>
-        </w:rPr>
-        <w:lastRenderedPageBreak/>
+        <w:spacing w:after="120" w:line="259" w:lineRule="auto"/>
+        <w:rPr>
+          <w:rFonts w:ascii="Consolas" w:eastAsia="Consolas" w:hAnsi="Consolas"/>
+          <w:sz w:val="18"/>
+        </w:rPr>
+      </w:pPr>
+      <w:r>
+        <w:rPr>
+          <w:rFonts w:ascii="Consolas" w:eastAsia="Consolas" w:hAnsi="Consolas"/>
+          <w:sz w:val="18"/>
+        </w:rPr>
         <w:t xml:space="preserve">Temperature: 18.91 </w:t>
       </w:r>
       <w:proofErr w:type="spellStart"/>
@@ -957,6 +1011,7 @@
           <w:rFonts w:ascii="Consolas" w:eastAsia="Consolas" w:hAnsi="Consolas"/>
           <w:sz w:val="18"/>
         </w:rPr>
+        <w:lastRenderedPageBreak/>
         <w:br/>
         <w:t>Max temp</w:t>
       </w:r>
@@ -1043,6 +1098,7 @@
           <w:ilvl w:val="0"/>
           <w:numId w:val="5"/>
         </w:numPr>
+        <w:spacing w:before="240" w:after="120" w:line="259" w:lineRule="auto"/>
         <w:rPr>
           <w:sz w:val="24"/>
           <w:szCs w:val="24"/>
@@ -1052,7 +1108,10 @@
       </w:pPr>
       <w:r>
         <w:rPr>
-          <w:sz w:val="24"/>
+          <w:rFonts w:ascii="Calibri" w:eastAsia="Calibri" w:hAnsi="Calibri"/>
+          <w:b/>
+          <w:color w:val="1F4E79"/>
+          <w:sz w:val="28"/>
           <w:szCs w:val="24"/>
           <w:highlight w:val="cyan"/>
           <w:lang w:val="en-US" w:eastAsia="zh-CN"/>
@@ -1061,7 +1120,10 @@
       </w:r>
       <w:r>
         <w:rPr>
-          <w:sz w:val="24"/>
+          <w:rFonts w:ascii="Calibri" w:eastAsia="Calibri" w:hAnsi="Calibri"/>
+          <w:b/>
+          <w:color w:val="1F4E79"/>
+          <w:sz w:val="28"/>
           <w:szCs w:val="24"/>
           <w:highlight w:val="cyan"/>
           <w:lang w:val="en-US" w:eastAsia="zh-CN"/>
@@ -1071,6 +1133,8 @@
     </w:p>
     <w:p>
       <w:pPr>
+        <w:spacing w:after="120" w:line="259" w:lineRule="auto"/>
+        <w:jc w:val="both"/>
         <w:rPr>
           <w:color w:val="808080" w:themeColor="background1" w:themeShade="80"/>
           <w:sz w:val="28"/>
@@ -1080,136 +1144,24 @@
       </w:pPr>
       <w:r>
         <w:rPr>
+          <w:rFonts w:ascii="Calibri" w:eastAsia="Calibri" w:hAnsi="Calibri"/>
+        </w:rPr>
+        <w:t>The function temp_monitor.m continuously reads the temperature, updates a live graph, and controls the LEDs according to the comfort range. Green remains on for 18-24 C, yellow blinks below 18 C, and red blinks above 24 C. The red warning uses 0.25 s ON/OFF intervals while maintaining an approximately one-second acquisition cycle.</w:t>
+      </w:r>
+    </w:p>
+    <w:p>
+      <w:pPr>
+        <w:jc w:val="center"/>
+      </w:pPr>
+      <w:r>
+        <w:rPr>
           <w:noProof/>
         </w:rPr>
-        <mc:AlternateContent>
-          <mc:Choice Requires="wps">
-            <w:drawing>
-              <wp:anchor distT="0" distB="0" distL="114300" distR="114300" simplePos="0" relativeHeight="251663360" behindDoc="0" locked="0" layoutInCell="1" allowOverlap="1" wp14:anchorId="25632F6E" wp14:editId="1C330628">
-                <wp:simplePos x="0" y="0"/>
-                <wp:positionH relativeFrom="column">
-                  <wp:posOffset>991870</wp:posOffset>
-                </wp:positionH>
-                <wp:positionV relativeFrom="paragraph">
-                  <wp:posOffset>5495290</wp:posOffset>
-                </wp:positionV>
-                <wp:extent cx="3844925" cy="635"/>
-                <wp:effectExtent l="0" t="0" r="3175" b="4445"/>
-                <wp:wrapTopAndBottom/>
-                <wp:docPr id="17667513" name="文本框 1"/>
-                <wp:cNvGraphicFramePr/>
-                <a:graphic xmlns:a="http://schemas.openxmlformats.org/drawingml/2006/main">
-                  <a:graphicData uri="http://schemas.microsoft.com/office/word/2010/wordprocessingShape">
-                    <wps:wsp>
-                      <wps:cNvSpPr txBox="1"/>
-                      <wps:spPr>
-                        <a:xfrm>
-                          <a:off x="0" y="0"/>
-                          <a:ext cx="3844925" cy="635"/>
-                        </a:xfrm>
-                        <a:prstGeom prst="rect">
-                          <a:avLst/>
-                        </a:prstGeom>
-                        <a:solidFill>
-                          <a:prstClr val="white"/>
-                        </a:solidFill>
-                        <a:ln>
-                          <a:noFill/>
-                        </a:ln>
-                      </wps:spPr>
-                      <wps:txbx>
-                        <w:txbxContent>
-                          <w:p>
-                            <w:pPr>
-                              <w:pStyle w:val="ac"/>
-                              <w:rPr>
-                                <w:noProof/>
-                                <w:color w:val="000000" w:themeColor="text1"/>
-                              </w:rPr>
-                            </w:pPr>
-                            <w:r>
-                              <w:t xml:space="preserve">Figure </w:t>
-                            </w:r>
-                            <w:fldSimple w:instr=" SEQ Figure \* ARABIC ">
-                              <w:r>
-                                <w:rPr>
-                                  <w:noProof/>
-                                </w:rPr>
-                                <w:t>3</w:t>
-                              </w:r>
-                            </w:fldSimple>
-                            <w:r>
-                              <w:t xml:space="preserve"> Task 2 Breadboard Photograph</w:t>
-                            </w:r>
-                          </w:p>
-                        </w:txbxContent>
-                      </wps:txbx>
-                      <wps:bodyPr rot="0" spcFirstLastPara="0" vertOverflow="overflow" horzOverflow="overflow" vert="horz" wrap="square" lIns="0" tIns="0" rIns="0" bIns="0" numCol="1" spcCol="0" rtlCol="0" fromWordArt="0" anchor="t" anchorCtr="0" forceAA="0" compatLnSpc="1">
-                        <a:prstTxWarp prst="textNoShape">
-                          <a:avLst/>
-                        </a:prstTxWarp>
-                        <a:spAutoFit/>
-                      </wps:bodyPr>
-                    </wps:wsp>
-                  </a:graphicData>
-                </a:graphic>
-              </wp:anchor>
-            </w:drawing>
-          </mc:Choice>
-          <mc:Fallback>
-            <w:pict>
-              <v:shape w14:anchorId="25632F6E" id="_x0000_s1027" type="#_x0000_t202" style="position:absolute;margin-left:78.1pt;margin-top:432.7pt;width:302.75pt;height:.05pt;z-index:251663360;visibility:visible;mso-wrap-style:square;mso-wrap-distance-left:9pt;mso-wrap-distance-top:0;mso-wrap-distance-right:9pt;mso-wrap-distance-bottom:0;mso-position-horizontal:absolute;mso-position-horizontal-relative:text;mso-position-vertical:absolute;mso-position-vertical-relative:text;v-text-anchor:top" o:gfxdata="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" stroked="f">
-                <v:textbox style="mso-fit-shape-to-text:t" inset="0,0,0,0">
-                  <w:txbxContent>
-                    <w:p>
-                      <w:pPr>
-                        <w:pStyle w:val="ac"/>
-                        <w:rPr>
-                          <w:noProof/>
-                          <w:color w:val="000000" w:themeColor="text1"/>
-                        </w:rPr>
-                      </w:pPr>
-                      <w:r>
-                        <w:t xml:space="preserve">Figure </w:t>
-                      </w:r>
-                      <w:fldSimple w:instr=" SEQ Figure \* ARABIC ">
-                        <w:r>
-                          <w:rPr>
-                            <w:noProof/>
-                          </w:rPr>
-                          <w:t>3</w:t>
-                        </w:r>
-                      </w:fldSimple>
-                      <w:r>
-                        <w:t xml:space="preserve"> Task 2 Breadboard Photograph</w:t>
-                      </w:r>
-                    </w:p>
-                  </w:txbxContent>
-                </v:textbox>
-                <w10:wrap type="topAndBottom"/>
-              </v:shape>
-            </w:pict>
-          </mc:Fallback>
-        </mc:AlternateContent>
-      </w:r>
-      <w:r>
-        <w:rPr>
-          <w:noProof/>
-          <w:color w:val="000000" w:themeColor="text1"/>
-        </w:rPr>
         <w:drawing>
-          <wp:anchor distT="0" distB="0" distL="114300" distR="114300" simplePos="0" relativeHeight="251661312" behindDoc="0" locked="0" layoutInCell="1" allowOverlap="1" wp14:anchorId="01897F99" wp14:editId="7A217306">
-            <wp:simplePos x="0" y="0"/>
-            <wp:positionH relativeFrom="column">
-              <wp:posOffset>524510</wp:posOffset>
-            </wp:positionH>
-            <wp:positionV relativeFrom="paragraph">
-              <wp:posOffset>1125855</wp:posOffset>
-            </wp:positionV>
-            <wp:extent cx="4780280" cy="3844925"/>
-            <wp:effectExtent l="0" t="2223" r="5398" b="5397"/>
-            <wp:wrapTopAndBottom/>
-            <wp:docPr id="18018575" name="图片 4" descr="图片包含 桌子, 电路, 游戏机, 电脑&#10;&#10;AI 生成的内容可能不正确。"/>
+          <wp:inline distT="0" distB="0" distL="0" distR="0" wp14:anchorId="310998ED" wp14:editId="583C9B2E">
+            <wp:extent cx="5220000" cy="4203235"/>
+            <wp:effectExtent l="0" t="0" r="0" b="0"/>
+            <wp:docPr id="2092964806" name="Picture 2092964806"/>
             <wp:cNvGraphicFramePr>
               <a:graphicFrameLocks xmlns:a="http://schemas.openxmlformats.org/drawingml/2006/main" noChangeAspect="1"/>
             </wp:cNvGraphicFramePr>
@@ -1217,25 +1169,19 @@
               <a:graphicData uri="http://schemas.openxmlformats.org/drawingml/2006/picture">
                 <pic:pic xmlns:pic="http://schemas.openxmlformats.org/drawingml/2006/picture">
                   <pic:nvPicPr>
-                    <pic:cNvPr id="18018575" name="图片 4" descr="图片包含 桌子, 电路, 游戏机, 电脑&#10;&#10;AI 生成的内容可能不正确。"/>
+                    <pic:cNvPr id="0" name="image.jpg"/>
                     <pic:cNvPicPr/>
                   </pic:nvPicPr>
                   <pic:blipFill>
-                    <a:blip r:embed="rId10" cstate="print">
-                      <a:extLst>
-                        <a:ext uri="{28A0092B-C50C-407E-A947-70E740481C1C}">
-                          <a14:useLocalDpi xmlns:a14="http://schemas.microsoft.com/office/drawing/2010/main" val="0"/>
-                        </a:ext>
-                      </a:extLst>
-                    </a:blip>
+                    <a:blip r:embed="rId10"/>
                     <a:stretch>
                       <a:fillRect/>
                     </a:stretch>
                   </pic:blipFill>
                   <pic:spPr>
-                    <a:xfrm rot="5400000">
+                    <a:xfrm>
                       <a:off x="0" y="0"/>
-                      <a:ext cx="4780280" cy="3844925"/>
+                      <a:ext cx="5220000" cy="4203235"/>
                     </a:xfrm>
                     <a:prstGeom prst="rect">
                       <a:avLst/>
@@ -1244,30 +1190,25 @@
                 </pic:pic>
               </a:graphicData>
             </a:graphic>
-            <wp14:sizeRelH relativeFrom="margin">
-              <wp14:pctWidth>0</wp14:pctWidth>
-            </wp14:sizeRelH>
-            <wp14:sizeRelV relativeFrom="margin">
-              <wp14:pctHeight>0</wp14:pctHeight>
-            </wp14:sizeRelV>
-          </wp:anchor>
+          </wp:inline>
         </w:drawing>
       </w:r>
-      <w:r>
-        <w:t xml:space="preserve">The function </w:t>
-      </w:r>
-      <w:proofErr w:type="spellStart"/>
-      <w:r>
-        <w:t>temp_monitor.m</w:t>
-      </w:r>
-      <w:proofErr w:type="spellEnd"/>
-      <w:r>
-        <w:t xml:space="preserve"> continuously reads the temperature, updates a live graph, and controls the LEDs according to the comfort range. Green remains on for 18-24 C, yellow blinks below 18 C, and red blinks above 24 C.</w:t>
-      </w:r>
-    </w:p>
-    <w:p>
-      <w:pPr>
-        <w:spacing w:line="259" w:lineRule="auto"/>
+    </w:p>
+    <w:p>
+      <w:pPr>
+        <w:jc w:val="center"/>
+      </w:pPr>
+      <w:r>
+        <w:rPr>
+          <w:i/>
+          <w:sz w:val="18"/>
+        </w:rPr>
+        <w:t>Figure 3a. Task 2 three-LED breadboard photograph inserted as inline image.</w:t>
+      </w:r>
+    </w:p>
+    <w:p>
+      <w:pPr>
+        <w:spacing w:after="120" w:line="259" w:lineRule="auto"/>
         <w:jc w:val="both"/>
         <w:rPr>
           <w:color w:val="000000" w:themeColor="text1"/>
@@ -1277,6 +1218,7 @@
       </w:pPr>
       <w:r>
         <w:rPr>
+          <w:rFonts w:ascii="Calibri" w:eastAsia="Calibri" w:hAnsi="Calibri"/>
           <w:noProof/>
         </w:rPr>
         <w:lastRenderedPageBreak/>
@@ -1356,7 +1298,7 @@
           </mc:Choice>
           <mc:Fallback>
             <w:pict>
-              <v:shape w14:anchorId="56D5EBAF" id="_x0000_s1028" type="#_x0000_t202" style="position:absolute;left:0;text-align:left;margin-left:18.7pt;margin-top:549.9pt;width:419.45pt;height:.05pt;z-index:251666432;visibility:visible;mso-wrap-style:square;mso-wrap-distance-left:9pt;mso-wrap-distance-top:0;mso-wrap-distance-right:9pt;mso-wrap-distance-bottom:0;mso-position-horizontal:absolute;mso-position-horizontal-relative:text;mso-position-vertical:absolute;mso-position-vertical-relative:text;v-text-anchor:top" o:gfxdata="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" stroked="f">
+              <v:shape w14:anchorId="56D5EBAF" id="_x0000_s1027" type="#_x0000_t202" style="position:absolute;left:0;text-align:left;margin-left:18.7pt;margin-top:549.9pt;width:419.45pt;height:.05pt;z-index:251666432;visibility:visible;mso-wrap-style:square;mso-wrap-distance-left:9pt;mso-wrap-distance-top:0;mso-wrap-distance-right:9pt;mso-wrap-distance-bottom:0;mso-position-horizontal:absolute;mso-position-horizontal-relative:text;mso-position-vertical:absolute;mso-position-vertical-relative:text;v-text-anchor:top" o:gfxdata="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" stroked="f">
                 <v:textbox style="mso-fit-shape-to-text:t" inset="0,0,0,0">
                   <w:txbxContent>
                     <w:p>
@@ -1392,6 +1334,7 @@
       </w:r>
       <w:r>
         <w:rPr>
+          <w:rFonts w:ascii="Calibri" w:eastAsia="Calibri" w:hAnsi="Calibri"/>
           <w:noProof/>
           <w:color w:val="000000" w:themeColor="text1"/>
         </w:rPr>
@@ -1454,7 +1397,7 @@
     </w:p>
     <w:p>
       <w:pPr>
-        <w:spacing w:line="259" w:lineRule="auto"/>
+        <w:spacing w:after="120" w:line="259" w:lineRule="auto"/>
         <w:jc w:val="both"/>
         <w:rPr>
           <w:color w:val="000000" w:themeColor="text1"/>
@@ -1464,7 +1407,7 @@
     </w:p>
     <w:p>
       <w:pPr>
-        <w:spacing w:line="259" w:lineRule="auto"/>
+        <w:spacing w:after="120" w:line="259" w:lineRule="auto"/>
         <w:jc w:val="both"/>
         <w:rPr>
           <w:color w:val="000000" w:themeColor="text1"/>
@@ -1474,7 +1417,7 @@
     </w:p>
     <w:p>
       <w:pPr>
-        <w:spacing w:line="259" w:lineRule="auto"/>
+        <w:spacing w:after="120" w:line="259" w:lineRule="auto"/>
         <w:jc w:val="both"/>
         <w:rPr>
           <w:color w:val="000000" w:themeColor="text1"/>
@@ -1484,7 +1427,7 @@
     </w:p>
     <w:p>
       <w:pPr>
-        <w:spacing w:line="259" w:lineRule="auto"/>
+        <w:spacing w:after="120" w:line="259" w:lineRule="auto"/>
         <w:jc w:val="both"/>
         <w:rPr>
           <w:color w:val="000000" w:themeColor="text1"/>
@@ -1494,7 +1437,7 @@
     </w:p>
     <w:p>
       <w:pPr>
-        <w:spacing w:line="259" w:lineRule="auto"/>
+        <w:spacing w:after="120" w:line="259" w:lineRule="auto"/>
         <w:jc w:val="both"/>
         <w:rPr>
           <w:color w:val="000000" w:themeColor="text1"/>
@@ -1504,7 +1447,7 @@
     </w:p>
     <w:p>
       <w:pPr>
-        <w:spacing w:line="259" w:lineRule="auto"/>
+        <w:spacing w:after="120" w:line="259" w:lineRule="auto"/>
         <w:jc w:val="both"/>
         <w:rPr>
           <w:color w:val="000000" w:themeColor="text1"/>
@@ -1514,7 +1457,7 @@
     </w:p>
     <w:p>
       <w:pPr>
-        <w:spacing w:line="259" w:lineRule="auto"/>
+        <w:spacing w:after="120" w:line="259" w:lineRule="auto"/>
         <w:jc w:val="both"/>
         <w:rPr>
           <w:color w:val="000000" w:themeColor="text1"/>
@@ -1524,8 +1467,10 @@
       </w:pPr>
       <w:r>
         <w:rPr>
+          <w:rFonts w:ascii="Calibri" w:eastAsia="Calibri" w:hAnsi="Calibri"/>
           <w:noProof/>
         </w:rPr>
+        <w:lastRenderedPageBreak/>
         <mc:AlternateContent>
           <mc:Choice Requires="wps">
             <w:drawing>
@@ -1602,7 +1547,7 @@
           </mc:Choice>
           <mc:Fallback>
             <w:pict>
-              <v:shape w14:anchorId="54782046" id="_x0000_s1029" type="#_x0000_t202" style="position:absolute;left:0;text-align:left;margin-left:3pt;margin-top:619.1pt;width:451.25pt;height:.05pt;z-index:251669504;visibility:visible;mso-wrap-style:square;mso-wrap-distance-left:9pt;mso-wrap-distance-top:0;mso-wrap-distance-right:9pt;mso-wrap-distance-bottom:0;mso-position-horizontal:absolute;mso-position-horizontal-relative:text;mso-position-vertical:absolute;mso-position-vertical-relative:text;v-text-anchor:top" o:gfxdata="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" stroked="f">
+              <v:shape w14:anchorId="54782046" id="_x0000_s1028" type="#_x0000_t202" style="position:absolute;left:0;text-align:left;margin-left:3pt;margin-top:619.1pt;width:451.25pt;height:.05pt;z-index:251669504;visibility:visible;mso-wrap-style:square;mso-wrap-distance-left:9pt;mso-wrap-distance-top:0;mso-wrap-distance-right:9pt;mso-wrap-distance-bottom:0;mso-position-horizontal:absolute;mso-position-horizontal-relative:text;mso-position-vertical:absolute;mso-position-vertical-relative:text;v-text-anchor:top" o:gfxdata="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" stroked="f">
                 <v:textbox style="mso-fit-shape-to-text:t" inset="0,0,0,0">
                   <w:txbxContent>
                     <w:p>
@@ -1638,6 +1583,7 @@
       </w:r>
       <w:r>
         <w:rPr>
+          <w:rFonts w:ascii="Calibri" w:eastAsia="Calibri" w:hAnsi="Calibri"/>
           <w:noProof/>
           <w:color w:val="000000" w:themeColor="text1"/>
           <w:lang w:val="en-US" w:eastAsia="zh-CN"/>
@@ -1701,7 +1647,7 @@
     </w:p>
     <w:p>
       <w:pPr>
-        <w:spacing w:line="259" w:lineRule="auto"/>
+        <w:spacing w:after="120" w:line="259" w:lineRule="auto"/>
         <w:jc w:val="both"/>
         <w:rPr>
           <w:color w:val="000000" w:themeColor="text1"/>
@@ -1711,6 +1657,7 @@
       </w:pPr>
       <w:r>
         <w:rPr>
+          <w:rFonts w:ascii="Calibri" w:eastAsia="Calibri" w:hAnsi="Calibri"/>
           <w:noProof/>
         </w:rPr>
         <w:lastRenderedPageBreak/>
@@ -1789,7 +1736,7 @@
           </mc:Choice>
           <mc:Fallback>
             <w:pict>
-              <v:shape w14:anchorId="6A6F95D3" id="_x0000_s1030" type="#_x0000_t202" style="position:absolute;left:0;text-align:left;margin-left:0;margin-top:271.2pt;width:451.25pt;height:.05pt;z-index:251672576;visibility:visible;mso-wrap-style:square;mso-wrap-distance-left:9pt;mso-wrap-distance-top:0;mso-wrap-distance-right:9pt;mso-wrap-distance-bottom:0;mso-position-horizontal:absolute;mso-position-horizontal-relative:text;mso-position-vertical:absolute;mso-position-vertical-relative:text;v-text-anchor:top" o:gfxdata="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" stroked="f">
+              <v:shape w14:anchorId="6A6F95D3" id="_x0000_s1029" type="#_x0000_t202" style="position:absolute;left:0;text-align:left;margin-left:0;margin-top:271.2pt;width:451.25pt;height:.05pt;z-index:251672576;visibility:visible;mso-wrap-style:square;mso-wrap-distance-left:9pt;mso-wrap-distance-top:0;mso-wrap-distance-right:9pt;mso-wrap-distance-bottom:0;mso-position-horizontal:absolute;mso-position-horizontal-relative:text;mso-position-vertical:absolute;mso-position-vertical-relative:text;v-text-anchor:top" o:gfxdata="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" stroked="f">
                 <v:textbox style="mso-fit-shape-to-text:t" inset="0,0,0,0">
                   <w:txbxContent>
                     <w:p>
@@ -1824,6 +1771,7 @@
       </w:r>
       <w:r>
         <w:rPr>
+          <w:rFonts w:ascii="Calibri" w:eastAsia="Calibri" w:hAnsi="Calibri"/>
           <w:noProof/>
           <w:color w:val="000000" w:themeColor="text1"/>
           <w:lang w:val="en-US" w:eastAsia="zh-CN"/>
@@ -1892,6 +1840,7 @@
           <w:ilvl w:val="0"/>
           <w:numId w:val="5"/>
         </w:numPr>
+        <w:spacing w:before="240" w:after="120" w:line="259" w:lineRule="auto"/>
         <w:jc w:val="both"/>
         <w:rPr>
           <w:color w:val="000000" w:themeColor="text1"/>
@@ -1901,7 +1850,10 @@
       </w:pPr>
       <w:r>
         <w:rPr>
-          <w:sz w:val="24"/>
+          <w:rFonts w:ascii="Calibri" w:eastAsia="Calibri" w:hAnsi="Calibri"/>
+          <w:b/>
+          <w:color w:val="1F4E79"/>
+          <w:sz w:val="28"/>
           <w:szCs w:val="24"/>
           <w:highlight w:val="cyan"/>
           <w:lang w:val="en-US" w:eastAsia="zh-CN"/>
@@ -1910,7 +1862,10 @@
       </w:r>
       <w:r>
         <w:rPr>
-          <w:sz w:val="24"/>
+          <w:rFonts w:ascii="Calibri" w:eastAsia="Calibri" w:hAnsi="Calibri"/>
+          <w:b/>
+          <w:color w:val="1F4E79"/>
+          <w:sz w:val="28"/>
           <w:szCs w:val="24"/>
           <w:highlight w:val="cyan"/>
           <w:lang w:val="en-US" w:eastAsia="zh-CN"/>
@@ -1919,24 +1874,39 @@
       </w:r>
     </w:p>
     <w:p>
-      <w:r>
+      <w:pPr>
+        <w:spacing w:after="120" w:line="259" w:lineRule="auto"/>
+        <w:jc w:val="both"/>
+      </w:pPr>
+      <w:r>
+        <w:rPr>
+          <w:rFonts w:ascii="Calibri" w:eastAsia="Calibri" w:hAnsi="Calibri"/>
+        </w:rPr>
         <w:t xml:space="preserve">The function </w:t>
       </w:r>
       <w:proofErr w:type="spellStart"/>
       <w:r>
+        <w:rPr>
+          <w:rFonts w:ascii="Calibri" w:eastAsia="Calibri" w:hAnsi="Calibri"/>
+        </w:rPr>
         <w:t>temp_prediction.m</w:t>
       </w:r>
       <w:proofErr w:type="spellEnd"/>
       <w:r>
+        <w:rPr>
+          <w:rFonts w:ascii="Calibri" w:eastAsia="Calibri" w:hAnsi="Calibri"/>
+        </w:rPr>
         <w:t xml:space="preserve"> continuously calculates the temperature rate of change in C/s using a rolling-window linear regression. It prints the current temperature, rate of change, and predicted temperature after five minutes. The LED logic provides a red warning for rapid heating above +4 C/min, a yellow warning for rapid cooling below -4 C/min, and a green light when the temperature remains stable within the comfort range.</w:t>
       </w:r>
     </w:p>
     <w:p>
       <w:pPr>
         <w:keepNext/>
-      </w:pPr>
-      <w:r>
-        <w:rPr>
+        <w:spacing w:after="120" w:line="259" w:lineRule="auto"/>
+      </w:pPr>
+      <w:r>
+        <w:rPr>
+          <w:rFonts w:ascii="Calibri" w:eastAsia="Calibri" w:hAnsi="Calibri"/>
           <w:noProof/>
         </w:rPr>
         <w:lastRenderedPageBreak/>
@@ -1986,23 +1956,27 @@
     <w:p>
       <w:pPr>
         <w:pStyle w:val="ac"/>
-      </w:pPr>
-      <w:r>
-        <w:t xml:space="preserve">Figure </w:t>
-      </w:r>
-      <w:fldSimple w:instr=" SEQ Figure \* ARABIC ">
-        <w:r>
-          <w:rPr>
-            <w:noProof/>
-          </w:rPr>
-          <w:t>7</w:t>
-        </w:r>
-      </w:fldSimple>
-      <w:r>
-        <w:t xml:space="preserve"> Task3 Flowchart</w:t>
-      </w:r>
-    </w:p>
-    <w:p/>
+        <w:spacing w:after="160" w:line="259" w:lineRule="auto"/>
+      </w:pPr>
+      <w:r>
+        <w:rPr>
+          <w:rFonts w:ascii="Calibri" w:eastAsia="Calibri" w:hAnsi="Calibri"/>
+          <w:color w:val="595959"/>
+          <w:sz w:val="18"/>
+        </w:rPr>
+        <w:t>Figure 7. Task 3 Flowchart</w:t>
+      </w:r>
+    </w:p>
+    <w:p>
+      <w:pPr>
+        <w:spacing w:after="120" w:line="259" w:lineRule="auto"/>
+      </w:pPr>
+    </w:p>
+    <w:p>
+      <w:pPr>
+        <w:spacing w:after="120" w:line="259" w:lineRule="auto"/>
+      </w:pPr>
+    </w:p>
     <w:p>
       <w:pPr>
         <w:pStyle w:val="a0"/>
@@ -2010,6 +1984,7 @@
           <w:ilvl w:val="0"/>
           <w:numId w:val="5"/>
         </w:numPr>
+        <w:spacing w:before="240" w:after="120" w:line="259" w:lineRule="auto"/>
         <w:jc w:val="both"/>
         <w:rPr>
           <w:color w:val="000000" w:themeColor="text1"/>
@@ -2019,7 +1994,10 @@
       </w:pPr>
       <w:r>
         <w:rPr>
-          <w:sz w:val="24"/>
+          <w:rFonts w:ascii="Calibri" w:eastAsia="Calibri" w:hAnsi="Calibri"/>
+          <w:b/>
+          <w:color w:val="1F4E79"/>
+          <w:sz w:val="28"/>
           <w:szCs w:val="24"/>
           <w:highlight w:val="cyan"/>
           <w:lang w:val="en-US" w:eastAsia="zh-CN"/>
@@ -2028,7 +2006,10 @@
       </w:r>
       <w:r>
         <w:rPr>
-          <w:sz w:val="24"/>
+          <w:rFonts w:ascii="Calibri" w:eastAsia="Calibri" w:hAnsi="Calibri"/>
+          <w:b/>
+          <w:color w:val="1F4E79"/>
+          <w:sz w:val="28"/>
           <w:szCs w:val="24"/>
           <w:highlight w:val="cyan"/>
           <w:lang w:val="en-US" w:eastAsia="zh-CN"/>
@@ -2037,21 +2018,65 @@
       </w:r>
     </w:p>
     <w:p>
-      <w:r>
+      <w:pPr>
+        <w:spacing w:after="120" w:line="259" w:lineRule="auto"/>
+        <w:jc w:val="both"/>
+      </w:pPr>
+      <w:r>
+        <w:rPr>
+          <w:rFonts w:ascii="Calibri" w:eastAsia="Calibri" w:hAnsi="Calibri"/>
+        </w:rPr>
         <w:lastRenderedPageBreak/>
-        <w:t xml:space="preserve">This project strengthened my understanding of connecting MATLAB code to physical hardware through an Arduino interface. A key challenge was keeping the timing of sensor readings consistent while also making the LEDs blink at the required rates. The final Task 2 function addresses this by structuring the high-temperature red LED warning so that the blink interval is 0.25 s while the loop </w:t>
-      </w:r>
-      <w:proofErr w:type="gramStart"/>
-      <w:r>
-        <w:t>still remains</w:t>
-      </w:r>
-      <w:proofErr w:type="gramEnd"/>
-      <w:r>
-        <w:t xml:space="preserve"> close to a one-second acquisition cycle. Another challenge was reducing the effect of short-term sensor noise when predicting future temperature. In Task 3, a rolling-window linear regression was used to estimate the temperature gradient more reliably than using only two adjacent samples.</w:t>
-      </w:r>
-      <w:r>
-        <w:br/>
-      </w:r>
+        <w:t>This project developed my understanding of connecting MATLAB code to physical hardware through an Arduino interface to solve a real-world engineering problem involving sensing, data acquisition, real-time monitoring, and prediction. The system can read temperature data, log the results, display live information, control LEDs according to operating conditions, and estimate the future temperature trend. This helped me connect programming concepts with a practical aerospace scenario.</w:t>
+      </w:r>
+    </w:p>
+    <w:p>
+      <w:pPr>
+        <w:spacing w:after="120" w:line="259" w:lineRule="auto"/>
+        <w:jc w:val="both"/>
+      </w:pPr>
+      <w:r>
+        <w:rPr>
+          <w:rFonts w:ascii="Calibri" w:eastAsia="Calibri" w:hAnsi="Calibri"/>
+        </w:rPr>
+        <w:t>A major challenge in this coursework was maintaining reliable timing while also updating the live plot and controlling LEDs with different behaviours. In practice, plotting, console output, and LED flashing can affect timing accuracy. Sensor noise also caused short-term fluctuations in the measured temperature, which made the rate-of-change calculation less stable.</w:t>
+      </w:r>
+    </w:p>
+    <w:p>
+      <w:pPr>
+        <w:spacing w:after="120" w:line="259" w:lineRule="auto"/>
+        <w:jc w:val="both"/>
+      </w:pPr>
+      <w:r>
+        <w:rPr>
+          <w:rFonts w:ascii="Calibri" w:eastAsia="Calibri" w:hAnsi="Calibri"/>
+        </w:rPr>
+        <w:t>I addressed these challenges by separating the program into a main script and two functions, adding comments, and using flowcharts to plan the logic. In the prediction function, a rolling-window linear regression was used to reduce the effect of short-term noise when estimating the temperature gradient.</w:t>
+      </w:r>
+    </w:p>
+    <w:p>
+      <w:pPr>
+        <w:spacing w:after="120" w:line="259" w:lineRule="auto"/>
+        <w:jc w:val="both"/>
+      </w:pPr>
+      <w:r>
+        <w:rPr>
+          <w:rFonts w:ascii="Calibri" w:eastAsia="Calibri" w:hAnsi="Calibri"/>
+        </w:rPr>
+        <w:t>The main limitation is that the prediction model assumes the current rate of temperature change remains constant for the next five minutes, which may not be realistic in all conditions. The sensor setup is also affected by calibration, ambient disturbances, and heat from nearby components. Future improvements could include calibrated sensor readings, adaptive filtering, automatic plot snapshot saving, and a clearer monitoring interface.</w:t>
+      </w:r>
+    </w:p>
+    <w:p>
+      <w:pPr>
+        <w:spacing w:after="120" w:line="259" w:lineRule="auto"/>
+        <w:jc w:val="both"/>
+      </w:pPr>
+    </w:p>
+    <w:p>
+      <w:pPr>
+        <w:spacing w:after="120" w:line="259" w:lineRule="auto"/>
+        <w:jc w:val="both"/>
+      </w:pPr>
     </w:p>
     <w:p>
       <w:pPr>
@@ -2060,6 +2085,7 @@
           <w:ilvl w:val="0"/>
           <w:numId w:val="5"/>
         </w:numPr>
+        <w:spacing w:before="240" w:after="120" w:line="259" w:lineRule="auto"/>
         <w:jc w:val="both"/>
         <w:rPr>
           <w:color w:val="000000" w:themeColor="text1"/>
@@ -2069,7 +2095,10 @@
       </w:pPr>
       <w:r>
         <w:rPr>
-          <w:sz w:val="24"/>
+          <w:rFonts w:ascii="Calibri" w:eastAsia="Calibri" w:hAnsi="Calibri"/>
+          <w:b/>
+          <w:color w:val="1F4E79"/>
+          <w:sz w:val="28"/>
           <w:szCs w:val="24"/>
           <w:highlight w:val="cyan"/>
           <w:lang w:val="en-US" w:eastAsia="zh-CN"/>
@@ -2078,7 +2107,10 @@
       </w:r>
       <w:r>
         <w:rPr>
-          <w:sz w:val="24"/>
+          <w:rFonts w:ascii="Calibri" w:eastAsia="Calibri" w:hAnsi="Calibri"/>
+          <w:b/>
+          <w:color w:val="1F4E79"/>
+          <w:sz w:val="28"/>
           <w:szCs w:val="24"/>
           <w:highlight w:val="cyan"/>
           <w:lang w:val="en-US" w:eastAsia="zh-CN"/>
@@ -2087,7 +2119,10 @@
       </w:r>
       <w:r>
         <w:rPr>
-          <w:sz w:val="24"/>
+          <w:rFonts w:ascii="Calibri" w:eastAsia="Calibri" w:hAnsi="Calibri"/>
+          <w:b/>
+          <w:color w:val="1F4E79"/>
+          <w:sz w:val="28"/>
           <w:szCs w:val="24"/>
           <w:highlight w:val="cyan"/>
           <w:lang w:val="en-US" w:eastAsia="zh-CN"/>
@@ -2097,14 +2132,20 @@
     </w:p>
     <w:p>
       <w:pPr>
+        <w:spacing w:after="120" w:line="259" w:lineRule="auto"/>
         <w:jc w:val="both"/>
         <w:rPr>
-          <w:rFonts w:hint="eastAsia"/>
           <w:color w:val="000000" w:themeColor="text1"/>
           <w:highlight w:val="cyan"/>
           <w:lang w:val="en-US" w:eastAsia="zh-CN"/>
         </w:rPr>
       </w:pPr>
+      <w:r>
+        <w:rPr>
+          <w:rFonts w:ascii="Calibri" w:eastAsia="Calibri" w:hAnsi="Calibri"/>
+        </w:rPr>
+        <w:t>MATLAB Copilot was used only for limited debugging support, including identifying syntax issues and suggesting minor code corrections during development. AI assistance was also used to review wording and formatting in this Word document. The program design, algorithm logic, implementation decisions, testing, and flowcharts were reviewed and completed by the author.</w:t>
+      </w:r>
     </w:p>
     <w:sectPr>
       <w:headerReference w:type="default" r:id="rId15"/>
@@ -2112,7 +2153,7 @@
       <w:headerReference w:type="first" r:id="rId17"/>
       <w:footerReference w:type="first" r:id="rId18"/>
       <w:pgSz w:w="11906" w:h="16838"/>
-      <w:pgMar w:top="1440" w:right="1440" w:bottom="1440" w:left="1440" w:header="850" w:footer="708" w:gutter="0"/>
+      <w:pgMar w:top="964" w:right="1134" w:bottom="964" w:left="1134" w:header="850" w:footer="708" w:gutter="0"/>
       <w:cols w:space="708"/>
       <w:titlePg/>
       <w:docGrid w:linePitch="360"/>
@@ -2436,7 +2477,7 @@
               <v:stroke joinstyle="miter"/>
               <v:path gradientshapeok="t" o:connecttype="rect"/>
             </v:shapetype>
-            <v:shape id="Text Box 15" o:spid="_x0000_s1031" type="#_x0000_t202" style="position:absolute;margin-left:302.75pt;margin-top:-36.05pt;width:215.5pt;height:37pt;z-index:251658241;visibility:visible;mso-wrap-style:square;mso-width-percent:0;mso-height-percent:0;mso-wrap-distance-left:9pt;mso-wrap-distance-top:0;mso-wrap-distance-right:9pt;mso-wrap-distance-bottom:0;mso-position-horizontal:absolute;mso-position-horizontal-relative:text;mso-position-vertical:absolute;mso-position-vertical-relative:text;mso-width-percent:0;mso-height-percent:0;mso-width-relative:margin;mso-height-relative:margin;v-text-anchor:top" o:gfxdata="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" fillcolor="white [3201]" stroked="f" strokeweight=".5pt">
+            <v:shape id="Text Box 15" o:spid="_x0000_s1030" type="#_x0000_t202" style="position:absolute;margin-left:302.75pt;margin-top:-36.05pt;width:215.5pt;height:37pt;z-index:251658241;visibility:visible;mso-wrap-style:square;mso-width-percent:0;mso-height-percent:0;mso-wrap-distance-left:9pt;mso-wrap-distance-top:0;mso-wrap-distance-right:9pt;mso-wrap-distance-bottom:0;mso-position-horizontal:absolute;mso-position-horizontal-relative:text;mso-position-vertical:absolute;mso-position-vertical-relative:text;mso-width-percent:0;mso-height-percent:0;mso-width-relative:margin;mso-height-relative:margin;v-text-anchor:top" o:gfxdata="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" fillcolor="white [3201]" stroked="f" strokeweight=".5pt">
               <v:textbox>
                 <w:txbxContent>
                   <w:p>
@@ -3773,6 +3814,20 @@
       <w:color w:val="4472C4" w:themeColor="accent1"/>
     </w:rPr>
   </w:style>
+  <w:style w:type="paragraph" w:customStyle="1" w:styleId="p1">
+    <w:name w:val="p1"/>
+    <w:basedOn w:val="a"/>
+    <w:rsid w:val="009330DB"/>
+    <w:pPr>
+      <w:spacing w:before="100" w:beforeAutospacing="1" w:after="100" w:afterAutospacing="1" w:line="240" w:lineRule="auto"/>
+    </w:pPr>
+    <w:rPr>
+      <w:rFonts w:ascii="宋体" w:hAnsi="宋体" w:cs="宋体"/>
+      <w:sz w:val="24"/>
+      <w:szCs w:val="24"/>
+      <w:lang w:val="en-US" w:eastAsia="zh-CN"/>
+    </w:rPr>
+  </w:style>
 </w:styles>
 </file>
 
